--- a/rapports/2026-06-06/EQ27/EQ27_sup_v2/DR_061203020020/43-32-17-62.docx
+++ b/rapports/2026-06-06/EQ27/EQ27_sup_v2/DR_061203020020/43-32-17-62.docx
@@ -297,7 +297,7 @@
           <w:color w:val="1F6FEB"/>
           <w:sz w:val="22"/>
         </w:rPr>
-        <w:t>⚠ INCOHÉRENCES À CORRIGER (55)</w:t>
+        <w:t>⚠ INCOHÉRENCES À CORRIGER (49)</w:t>
       </w:r>
     </w:p>
     <w:tbl>
@@ -698,7 +698,7 @@
                 <w:i w:val="0"/>
                 <w:sz w:val="16"/>
               </w:rPr>
-              <w:t>S02</w:t>
+              <w:t>S07</w:t>
               <w:br/>
             </w:r>
             <w:r>
@@ -708,7 +708,7 @@
                 <w:color w:val="64748B"/>
                 <w:sz w:val="14"/>
               </w:rPr>
-              <w:t>Éducation</w:t>
+              <w:t>Consommation alimentaire</w:t>
             </w:r>
           </w:p>
         </w:tc>
@@ -724,7 +724,7 @@
                 <w:color w:val="16A34A"/>
                 <w:sz w:val="16"/>
               </w:rPr>
-              <w:t>—</w:t>
+              <w:t>s00q27, s01q03a, s01q03b, s01q03c, s02q04, s03q14, s04q15, s04q16</w:t>
             </w:r>
           </w:p>
         </w:tc>
@@ -755,7 +755,7 @@
                 <w:i w:val="0"/>
                 <w:sz w:val="17"/>
               </w:rPr>
-              <w:t>Incohérence!!! seulement les écoles privées paient les frais de scolarité (y compris les frais d'inscription).</w:t>
+              <w:t>Incohérence!! Dans ce ménage, chaque individus consomme par jour .8333333 Kg  de cereale; Prière de vérifier les quantités prises des produits cérealiers (de Riz local Gambiaka à Autres semoules de céréales) auprès du ménage ou confirmer avec le QG.</w:t>
             </w:r>
           </w:p>
         </w:tc>
@@ -788,7 +788,7 @@
                 <w:i w:val="0"/>
                 <w:sz w:val="16"/>
               </w:rPr>
-              <w:t>S07</w:t>
+              <w:t>S11</w:t>
               <w:br/>
             </w:r>
             <w:r>
@@ -798,7 +798,7 @@
                 <w:color w:val="64748B"/>
                 <w:sz w:val="14"/>
               </w:rPr>
-              <w:t>Consommation alimentaire</w:t>
+              <w:t>Logement / cadre de vie</w:t>
             </w:r>
           </w:p>
         </w:tc>
@@ -814,7 +814,7 @@
                 <w:color w:val="16A34A"/>
                 <w:sz w:val="16"/>
               </w:rPr>
-              <w:t>s00q27, s01q03a, s01q03b, s01q03c, s02q04, s03q14, s04q15, s04q16</w:t>
+              <w:t>—</w:t>
             </w:r>
           </w:p>
         </w:tc>
@@ -845,7 +845,7 @@
                 <w:i w:val="0"/>
                 <w:sz w:val="17"/>
               </w:rPr>
-              <w:t>Incohérence!! Dans ce ménage, chaque individus consomme par jour .8333333 Kg  de cereale; Prière de vérifier les quantités prises des produits cérealiers (de Riz local Gambiaka à Autres semoules de céréales) auprès du ménage ou confirmer avec le QG.</w:t>
+              <w:t>Incoherence!! Le ménage a depensé .</w:t>
             </w:r>
           </w:p>
         </w:tc>
@@ -904,7 +904,7 @@
                 <w:color w:val="16A34A"/>
                 <w:sz w:val="16"/>
               </w:rPr>
-              <w:t>—</w:t>
+              <w:t>s01q29, s01q31, s04q24, s00q04, s11q21, s09fq03, s09fq011</w:t>
             </w:r>
           </w:p>
         </w:tc>
@@ -935,7 +935,7 @@
                 <w:i w:val="0"/>
                 <w:sz w:val="17"/>
               </w:rPr>
-              <w:t>Incoherence!! Le ménage a depensé .</w:t>
+              <w:t>FCFA dans Frais de connexion au réseau de distribution d'eau mais dit ne pas être connecté à un réseau d'eau courante, prière de corriger cette incoherence</w:t>
             </w:r>
           </w:p>
         </w:tc>
@@ -968,7 +968,7 @@
                 <w:i w:val="0"/>
                 <w:sz w:val="16"/>
               </w:rPr>
-              <w:t>S11</w:t>
+              <w:t>S16</w:t>
               <w:br/>
             </w:r>
             <w:r>
@@ -978,7 +978,7 @@
                 <w:color w:val="64748B"/>
                 <w:sz w:val="14"/>
               </w:rPr>
-              <w:t>Logement / cadre de vie</w:t>
+              <w:t>Agriculture</w:t>
             </w:r>
           </w:p>
         </w:tc>
@@ -994,7 +994,7 @@
                 <w:color w:val="16A34A"/>
                 <w:sz w:val="16"/>
               </w:rPr>
-              <w:t>s01q29, s01q31, s04q24, s00q04, s11q21, s09fq03, s09fq011</w:t>
+              <w:t>s16dq05a, s16dq05c</w:t>
             </w:r>
           </w:p>
         </w:tc>
@@ -1025,7 +1025,7 @@
                 <w:i w:val="0"/>
                 <w:sz w:val="17"/>
               </w:rPr>
-              <w:t>FCFA dans Frais de connexion au réseau de distribution d'eau mais dit ne pas être connecté à un réseau d'eau courante, prière de corriger cette incoherence</w:t>
+              <w:t>La quantité de s16dq05a estimée en Kg est incohérente avec la prise dans la question s16dq05c, prière de bien estimer et mettre la valeur exacte.</w:t>
             </w:r>
           </w:p>
         </w:tc>
@@ -1058,7 +1058,7 @@
                 <w:i w:val="0"/>
                 <w:sz w:val="16"/>
               </w:rPr>
-              <w:t>S16</w:t>
+              <w:t>S19</w:t>
               <w:br/>
             </w:r>
             <w:r>
@@ -1068,7 +1068,7 @@
                 <w:color w:val="64748B"/>
                 <w:sz w:val="14"/>
               </w:rPr>
-              <w:t>Agriculture</w:t>
+              <w:t>Entreprises non agricoles</w:t>
             </w:r>
           </w:p>
         </w:tc>
@@ -1084,7 +1084,7 @@
                 <w:color w:val="16A34A"/>
                 <w:sz w:val="16"/>
               </w:rPr>
-              <w:t>s16dq05a, s16dq05c</w:t>
+              <w:t>s01q02, s02q01__1, s02q02__1, s02q03__1, s02q15, s03q17, s04q28, s04q35d</w:t>
             </w:r>
           </w:p>
         </w:tc>
@@ -1115,7 +1115,7 @@
                 <w:i w:val="0"/>
                 <w:sz w:val="17"/>
               </w:rPr>
-              <w:t>La quantité de s16dq05a estimée en Kg est incohérente avec la prise dans la question s16dq05c, prière de bien estimer et mettre la valeur exacte.</w:t>
+              <w:t>Incohérence!! Le prix de revente de Houe/daba/hilaire dans cette section 19 ne doit pas être égal 0 même si le ménage l'a reçu en cadeau prière de leurs aider à faire une estimation.</w:t>
             </w:r>
           </w:p>
         </w:tc>
@@ -1130,10 +1130,10 @@
               <w:rPr>
                 <w:b/>
                 <w:i w:val="0"/>
-                <w:color w:val="DC2626"/>
+                <w:color w:val="EA580C"/>
                 <w:sz w:val="16"/>
               </w:rPr>
-              <w:t>Haute</w:t>
+              <w:t>Moyenne</w:t>
             </w:r>
           </w:p>
         </w:tc>
@@ -1148,7 +1148,7 @@
                 <w:i w:val="0"/>
                 <w:sz w:val="16"/>
               </w:rPr>
-              <w:t>S19</w:t>
+              <w:t>S00</w:t>
               <w:br/>
             </w:r>
             <w:r>
@@ -1158,7 +1158,7 @@
                 <w:color w:val="64748B"/>
                 <w:sz w:val="14"/>
               </w:rPr>
-              <w:t>Entreprises non agricoles</w:t>
+              <w:t>Identification</w:t>
             </w:r>
           </w:p>
         </w:tc>
@@ -1174,7 +1174,7 @@
                 <w:color w:val="16A34A"/>
                 <w:sz w:val="16"/>
               </w:rPr>
-              <w:t>s01q02, s02q01__1, s02q02__1, s02q03__1, s02q15, s03q17, s04q28, s04q35d</w:t>
+              <w:t>s00q27</w:t>
             </w:r>
           </w:p>
         </w:tc>
@@ -1205,7 +1205,7 @@
                 <w:i w:val="0"/>
                 <w:sz w:val="17"/>
               </w:rPr>
-              <w:t>Incohérence!! Le prix de revente de Houe/daba/hilaire dans cette section 19 ne doit pas être égal 0 même si le ménage l'a reçu en cadeau prière de leurs aider à faire une estimation.</w:t>
+              <w:t>Le questionnaire semble ne pas être complètement fini mais le questionnaire est en statut complet, prière de compléter le questionnaire.</w:t>
             </w:r>
           </w:p>
         </w:tc>
@@ -1264,7 +1264,7 @@
                 <w:color w:val="16A34A"/>
                 <w:sz w:val="16"/>
               </w:rPr>
-              <w:t>s00q27</w:t>
+              <w:t>—</w:t>
             </w:r>
           </w:p>
         </w:tc>
@@ -1295,7 +1295,7 @@
                 <w:i w:val="0"/>
                 <w:sz w:val="17"/>
               </w:rPr>
-              <w:t>Le questionnaire semble ne pas être complètement fini mais le questionnaire est en statut complet, prière de compléter le questionnaire.</w:t>
+              <w:t>L'adresse ou la localisation du ménage doit être bien renseignée, ne doit pas contenir des numéros de téléphone et elle semble courte pour être une adresse.</w:t>
             </w:r>
           </w:p>
         </w:tc>
@@ -1385,7 +1385,7 @@
                 <w:i w:val="0"/>
                 <w:sz w:val="17"/>
               </w:rPr>
-              <w:t>L'adresse ou la localisation du ménage doit être bien renseignée, ne doit pas contenir des numéros de téléphone et elle semble courte pour être une adresse.</w:t>
+              <w:t>Prière de mettre les noms dans ces questions et mettre les contacts à leurs places.</w:t>
             </w:r>
           </w:p>
         </w:tc>
@@ -1444,7 +1444,7 @@
                 <w:color w:val="16A34A"/>
                 <w:sz w:val="16"/>
               </w:rPr>
-              <w:t>—</w:t>
+              <w:t>s00q14, s00q16, s00q18</w:t>
             </w:r>
           </w:p>
         </w:tc>
@@ -1475,7 +1475,7 @@
                 <w:i w:val="0"/>
                 <w:sz w:val="17"/>
               </w:rPr>
-              <w:t>Prière de mettre les noms dans ces questions et mettre les contacts à leurs places.</w:t>
+              <w:t>Attention! Veillez bien renseigner les contacts dans les questions de 0.14 ou 0.16 ou 0.18.</w:t>
             </w:r>
           </w:p>
         </w:tc>
@@ -1508,7 +1508,7 @@
                 <w:i w:val="0"/>
                 <w:sz w:val="16"/>
               </w:rPr>
-              <w:t>S00</w:t>
+              <w:t>S01</w:t>
               <w:br/>
             </w:r>
             <w:r>
@@ -1518,7 +1518,7 @@
                 <w:color w:val="64748B"/>
                 <w:sz w:val="14"/>
               </w:rPr>
-              <w:t>Identification</w:t>
+              <w:t>Démographie</w:t>
             </w:r>
           </w:p>
         </w:tc>
@@ -1534,7 +1534,7 @@
                 <w:color w:val="16A34A"/>
                 <w:sz w:val="16"/>
               </w:rPr>
-              <w:t>s00q14, s00q16, s00q18</w:t>
+              <w:t>s01q10_1</w:t>
             </w:r>
           </w:p>
         </w:tc>
@@ -1565,547 +1565,7 @@
                 <w:i w:val="0"/>
                 <w:sz w:val="17"/>
               </w:rPr>
-              <w:t>Attention! Veillez bien renseigner les contacts dans les questions de 0.14 ou 0.16 ou 0.18.</w:t>
-            </w:r>
-          </w:p>
-        </w:tc>
-      </w:tr>
-      <w:tr>
-        <w:tc>
-          <w:tcPr>
-            <w:tcW w:type="dxa" w:w="964"/>
-          </w:tcPr>
-          <w:p>
-            <w:r>
-              <w:rPr>
-                <w:b/>
-                <w:i w:val="0"/>
-                <w:color w:val="EA580C"/>
-                <w:sz w:val="16"/>
-              </w:rPr>
-              <w:t>Moyenne</w:t>
-            </w:r>
-          </w:p>
-        </w:tc>
-        <w:tc>
-          <w:tcPr>
-            <w:tcW w:type="dxa" w:w="1247"/>
-          </w:tcPr>
-          <w:p>
-            <w:r>
-              <w:rPr>
-                <w:b/>
-                <w:i w:val="0"/>
-                <w:sz w:val="16"/>
-              </w:rPr>
-              <w:t>S01</w:t>
-              <w:br/>
-            </w:r>
-            <w:r>
-              <w:rPr>
-                <w:b w:val="0"/>
-                <w:i w:val="0"/>
-                <w:color w:val="64748B"/>
-                <w:sz w:val="14"/>
-              </w:rPr>
-              <w:t>Démographie</w:t>
-            </w:r>
-          </w:p>
-        </w:tc>
-        <w:tc>
-          <w:tcPr>
-            <w:tcW w:type="dxa" w:w="1531"/>
-          </w:tcPr>
-          <w:p>
-            <w:r>
-              <w:rPr>
-                <w:b/>
-                <w:i w:val="0"/>
-                <w:color w:val="16A34A"/>
-                <w:sz w:val="16"/>
-              </w:rPr>
-              <w:t>s00q27, s01q03a, s01q03b, s01q03c, s01q00b</w:t>
-            </w:r>
-          </w:p>
-        </w:tc>
-        <w:tc>
-          <w:tcPr>
-            <w:tcW w:type="dxa" w:w="1191"/>
-          </w:tcPr>
-          <w:p>
-            <w:r>
-              <w:rPr>
-                <w:b w:val="0"/>
-                <w:i w:val="0"/>
-                <w:color w:val="64748B"/>
-                <w:sz w:val="16"/>
-              </w:rPr>
-              <w:t>GT-CQ</w:t>
-            </w:r>
-          </w:p>
-        </w:tc>
-        <w:tc>
-          <w:tcPr>
-            <w:tcW w:type="dxa" w:w="4706"/>
-          </w:tcPr>
-          <w:p>
-            <w:r>
-              <w:rPr>
-                <w:b w:val="0"/>
-                <w:i w:val="0"/>
-                <w:sz w:val="17"/>
-              </w:rPr>
-              <w:t>Les informations sur l'acte de naissance (ni Jours, ni mois et ni années) de  CODOU DIOUF  manquent, s'il vous plait pouvez-vous fournir d'effort pour avoir ces informations.</w:t>
-            </w:r>
-          </w:p>
-        </w:tc>
-      </w:tr>
-      <w:tr>
-        <w:tc>
-          <w:tcPr>
-            <w:tcW w:type="dxa" w:w="964"/>
-          </w:tcPr>
-          <w:p>
-            <w:r>
-              <w:rPr>
-                <w:b/>
-                <w:i w:val="0"/>
-                <w:color w:val="EA580C"/>
-                <w:sz w:val="16"/>
-              </w:rPr>
-              <w:t>Moyenne</w:t>
-            </w:r>
-          </w:p>
-        </w:tc>
-        <w:tc>
-          <w:tcPr>
-            <w:tcW w:type="dxa" w:w="1247"/>
-          </w:tcPr>
-          <w:p>
-            <w:r>
-              <w:rPr>
-                <w:b/>
-                <w:i w:val="0"/>
-                <w:sz w:val="16"/>
-              </w:rPr>
-              <w:t>S01</w:t>
-              <w:br/>
-            </w:r>
-            <w:r>
-              <w:rPr>
-                <w:b w:val="0"/>
-                <w:i w:val="0"/>
-                <w:color w:val="64748B"/>
-                <w:sz w:val="14"/>
-              </w:rPr>
-              <w:t>Démographie</w:t>
-            </w:r>
-          </w:p>
-        </w:tc>
-        <w:tc>
-          <w:tcPr>
-            <w:tcW w:type="dxa" w:w="1531"/>
-          </w:tcPr>
-          <w:p>
-            <w:r>
-              <w:rPr>
-                <w:b/>
-                <w:i w:val="0"/>
-                <w:color w:val="16A34A"/>
-                <w:sz w:val="16"/>
-              </w:rPr>
-              <w:t>s01q04a, s01q03b</w:t>
-            </w:r>
-          </w:p>
-        </w:tc>
-        <w:tc>
-          <w:tcPr>
-            <w:tcW w:type="dxa" w:w="1191"/>
-          </w:tcPr>
-          <w:p>
-            <w:r>
-              <w:rPr>
-                <w:b w:val="0"/>
-                <w:i w:val="0"/>
-                <w:color w:val="64748B"/>
-                <w:sz w:val="16"/>
-              </w:rPr>
-              <w:t>GT-CQ</w:t>
-            </w:r>
-          </w:p>
-        </w:tc>
-        <w:tc>
-          <w:tcPr>
-            <w:tcW w:type="dxa" w:w="4706"/>
-          </w:tcPr>
-          <w:p>
-            <w:r>
-              <w:rPr>
-                <w:b w:val="0"/>
-                <w:i w:val="0"/>
-                <w:sz w:val="17"/>
-              </w:rPr>
-              <w:t>Le mois de l'enfant ( CODOU DIOUF ) n'est pas connu mais vous avez declaré en s01q04a le nombre de mois, prière de changer NSP au niveau de s01q03b.</w:t>
-            </w:r>
-          </w:p>
-        </w:tc>
-      </w:tr>
-      <w:tr>
-        <w:tc>
-          <w:tcPr>
-            <w:tcW w:type="dxa" w:w="964"/>
-          </w:tcPr>
-          <w:p>
-            <w:r>
-              <w:rPr>
-                <w:b/>
-                <w:i w:val="0"/>
-                <w:color w:val="EA580C"/>
-                <w:sz w:val="16"/>
-              </w:rPr>
-              <w:t>Moyenne</w:t>
-            </w:r>
-          </w:p>
-        </w:tc>
-        <w:tc>
-          <w:tcPr>
-            <w:tcW w:type="dxa" w:w="1247"/>
-          </w:tcPr>
-          <w:p>
-            <w:r>
-              <w:rPr>
-                <w:b/>
-                <w:i w:val="0"/>
-                <w:sz w:val="16"/>
-              </w:rPr>
-              <w:t>S01</w:t>
-              <w:br/>
-            </w:r>
-            <w:r>
-              <w:rPr>
-                <w:b w:val="0"/>
-                <w:i w:val="0"/>
-                <w:color w:val="64748B"/>
-                <w:sz w:val="14"/>
-              </w:rPr>
-              <w:t>Démographie</w:t>
-            </w:r>
-          </w:p>
-        </w:tc>
-        <w:tc>
-          <w:tcPr>
-            <w:tcW w:type="dxa" w:w="1531"/>
-          </w:tcPr>
-          <w:p>
-            <w:r>
-              <w:rPr>
-                <w:b/>
-                <w:i w:val="0"/>
-                <w:color w:val="16A34A"/>
-                <w:sz w:val="16"/>
-              </w:rPr>
-              <w:t>s00q27, s01q03a, s01q03b, s01q03c, s01q00b</w:t>
-            </w:r>
-          </w:p>
-        </w:tc>
-        <w:tc>
-          <w:tcPr>
-            <w:tcW w:type="dxa" w:w="1191"/>
-          </w:tcPr>
-          <w:p>
-            <w:r>
-              <w:rPr>
-                <w:b w:val="0"/>
-                <w:i w:val="0"/>
-                <w:color w:val="64748B"/>
-                <w:sz w:val="16"/>
-              </w:rPr>
-              <w:t>GT-CQ</w:t>
-            </w:r>
-          </w:p>
-        </w:tc>
-        <w:tc>
-          <w:tcPr>
-            <w:tcW w:type="dxa" w:w="4706"/>
-          </w:tcPr>
-          <w:p>
-            <w:r>
-              <w:rPr>
-                <w:b w:val="0"/>
-                <w:i w:val="0"/>
-                <w:sz w:val="17"/>
-              </w:rPr>
-              <w:t>Les informations sur l'acte de naissance (ni Jours, ni mois et ni années) de  LATYR DIONE  manquent, s'il vous plait pouvez-vous fournir d'effort pour avoir ces informations.</w:t>
-            </w:r>
-          </w:p>
-        </w:tc>
-      </w:tr>
-      <w:tr>
-        <w:tc>
-          <w:tcPr>
-            <w:tcW w:type="dxa" w:w="964"/>
-          </w:tcPr>
-          <w:p>
-            <w:r>
-              <w:rPr>
-                <w:b/>
-                <w:i w:val="0"/>
-                <w:color w:val="EA580C"/>
-                <w:sz w:val="16"/>
-              </w:rPr>
-              <w:t>Moyenne</w:t>
-            </w:r>
-          </w:p>
-        </w:tc>
-        <w:tc>
-          <w:tcPr>
-            <w:tcW w:type="dxa" w:w="1247"/>
-          </w:tcPr>
-          <w:p>
-            <w:r>
-              <w:rPr>
-                <w:b/>
-                <w:i w:val="0"/>
-                <w:sz w:val="16"/>
-              </w:rPr>
-              <w:t>S01</w:t>
-              <w:br/>
-            </w:r>
-            <w:r>
-              <w:rPr>
-                <w:b w:val="0"/>
-                <w:i w:val="0"/>
-                <w:color w:val="64748B"/>
-                <w:sz w:val="14"/>
-              </w:rPr>
-              <w:t>Démographie</w:t>
-            </w:r>
-          </w:p>
-        </w:tc>
-        <w:tc>
-          <w:tcPr>
-            <w:tcW w:type="dxa" w:w="1531"/>
-          </w:tcPr>
-          <w:p>
-            <w:r>
-              <w:rPr>
-                <w:b/>
-                <w:i w:val="0"/>
-                <w:color w:val="16A34A"/>
-                <w:sz w:val="16"/>
-              </w:rPr>
-              <w:t>s00q27, s01q03a, s01q03b, s01q03c, s01q00b</w:t>
-            </w:r>
-          </w:p>
-        </w:tc>
-        <w:tc>
-          <w:tcPr>
-            <w:tcW w:type="dxa" w:w="1191"/>
-          </w:tcPr>
-          <w:p>
-            <w:r>
-              <w:rPr>
-                <w:b w:val="0"/>
-                <w:i w:val="0"/>
-                <w:color w:val="64748B"/>
-                <w:sz w:val="16"/>
-              </w:rPr>
-              <w:t>GT-CQ</w:t>
-            </w:r>
-          </w:p>
-        </w:tc>
-        <w:tc>
-          <w:tcPr>
-            <w:tcW w:type="dxa" w:w="4706"/>
-          </w:tcPr>
-          <w:p>
-            <w:r>
-              <w:rPr>
-                <w:b w:val="0"/>
-                <w:i w:val="0"/>
-                <w:sz w:val="17"/>
-              </w:rPr>
-              <w:t>Les informations sur l'acte de naissance (ni Jours, ni mois et ni années) de  NDEYE DIB DIONE  manquent, s'il vous plait pouvez-vous fournir d'effort pour avoir ces informations.</w:t>
-            </w:r>
-          </w:p>
-        </w:tc>
-      </w:tr>
-      <w:tr>
-        <w:tc>
-          <w:tcPr>
-            <w:tcW w:type="dxa" w:w="964"/>
-          </w:tcPr>
-          <w:p>
-            <w:r>
-              <w:rPr>
-                <w:b/>
-                <w:i w:val="0"/>
-                <w:color w:val="EA580C"/>
-                <w:sz w:val="16"/>
-              </w:rPr>
-              <w:t>Moyenne</w:t>
-            </w:r>
-          </w:p>
-        </w:tc>
-        <w:tc>
-          <w:tcPr>
-            <w:tcW w:type="dxa" w:w="1247"/>
-          </w:tcPr>
-          <w:p>
-            <w:r>
-              <w:rPr>
-                <w:b/>
-                <w:i w:val="0"/>
-                <w:sz w:val="16"/>
-              </w:rPr>
-              <w:t>S01</w:t>
-              <w:br/>
-            </w:r>
-            <w:r>
-              <w:rPr>
-                <w:b w:val="0"/>
-                <w:i w:val="0"/>
-                <w:color w:val="64748B"/>
-                <w:sz w:val="14"/>
-              </w:rPr>
-              <w:t>Démographie</w:t>
-            </w:r>
-          </w:p>
-        </w:tc>
-        <w:tc>
-          <w:tcPr>
-            <w:tcW w:type="dxa" w:w="1531"/>
-          </w:tcPr>
-          <w:p>
-            <w:r>
-              <w:rPr>
-                <w:b/>
-                <w:i w:val="0"/>
-                <w:color w:val="16A34A"/>
-                <w:sz w:val="16"/>
-              </w:rPr>
-              <w:t>s01q10_1</w:t>
-            </w:r>
-          </w:p>
-        </w:tc>
-        <w:tc>
-          <w:tcPr>
-            <w:tcW w:type="dxa" w:w="1191"/>
-          </w:tcPr>
-          <w:p>
-            <w:r>
-              <w:rPr>
-                <w:b w:val="0"/>
-                <w:i w:val="0"/>
-                <w:color w:val="64748B"/>
-                <w:sz w:val="16"/>
-              </w:rPr>
-              <w:t>GT-CQ</w:t>
-            </w:r>
-          </w:p>
-        </w:tc>
-        <w:tc>
-          <w:tcPr>
-            <w:tcW w:type="dxa" w:w="4706"/>
-          </w:tcPr>
-          <w:p>
-            <w:r>
-              <w:rPr>
-                <w:b w:val="0"/>
-                <w:i w:val="0"/>
-                <w:sz w:val="17"/>
-              </w:rPr>
               <w:t>La taille du ménage lors de l'enquête principale (6) de ce ménage est inférieur à la taille du denombrement (9), prière de fournir des explications concrètes ou aller revisiter le ménage.</w:t>
-            </w:r>
-          </w:p>
-        </w:tc>
-      </w:tr>
-      <w:tr>
-        <w:tc>
-          <w:tcPr>
-            <w:tcW w:type="dxa" w:w="964"/>
-          </w:tcPr>
-          <w:p>
-            <w:r>
-              <w:rPr>
-                <w:b/>
-                <w:i w:val="0"/>
-                <w:color w:val="EA580C"/>
-                <w:sz w:val="16"/>
-              </w:rPr>
-              <w:t>Moyenne</w:t>
-            </w:r>
-          </w:p>
-        </w:tc>
-        <w:tc>
-          <w:tcPr>
-            <w:tcW w:type="dxa" w:w="1247"/>
-          </w:tcPr>
-          <w:p>
-            <w:r>
-              <w:rPr>
-                <w:b/>
-                <w:i w:val="0"/>
-                <w:sz w:val="16"/>
-              </w:rPr>
-              <w:t>S02</w:t>
-              <w:br/>
-            </w:r>
-            <w:r>
-              <w:rPr>
-                <w:b w:val="0"/>
-                <w:i w:val="0"/>
-                <w:color w:val="64748B"/>
-                <w:sz w:val="14"/>
-              </w:rPr>
-              <w:t>Éducation</w:t>
-            </w:r>
-          </w:p>
-        </w:tc>
-        <w:tc>
-          <w:tcPr>
-            <w:tcW w:type="dxa" w:w="1531"/>
-          </w:tcPr>
-          <w:p>
-            <w:r>
-              <w:rPr>
-                <w:b/>
-                <w:i w:val="0"/>
-                <w:color w:val="16A34A"/>
-                <w:sz w:val="16"/>
-              </w:rPr>
-              <w:t>—</w:t>
-            </w:r>
-          </w:p>
-        </w:tc>
-        <w:tc>
-          <w:tcPr>
-            <w:tcW w:type="dxa" w:w="1191"/>
-          </w:tcPr>
-          <w:p>
-            <w:r>
-              <w:rPr>
-                <w:b w:val="0"/>
-                <w:i w:val="0"/>
-                <w:color w:val="64748B"/>
-                <w:sz w:val="16"/>
-              </w:rPr>
-              <w:t>GT-CQ</w:t>
-            </w:r>
-          </w:p>
-        </w:tc>
-        <w:tc>
-          <w:tcPr>
-            <w:tcW w:type="dxa" w:w="4706"/>
-          </w:tcPr>
-          <w:p>
-            <w:r>
-              <w:rPr>
-                <w:b w:val="0"/>
-                <w:i w:val="0"/>
-                <w:sz w:val="17"/>
-              </w:rPr>
-              <w:t>veuillez, s'il vous plait, confirmer les frais de scolarité ( 1000 FCFA) payée de LATYR DIONE avec le QG ou apporter les corrections nécessaires.</w:t>
             </w:r>
           </w:p>
         </w:tc>
